--- a/backend/data/corpus/DOC-20260309-272.docx
+++ b/backend/data/corpus/DOC-20260309-272.docx
@@ -335,7 +335,7 @@
         <w:rPr>
           <w:sz w:val="21"/>
         </w:rPr>
-        <w:t>&gt; Asked whether I had seen a case series someone forwarded; I had not, and offered nothing in return.</w:t>
+        <w:t>&gt; A fragmented visit in the conference room; the schedule was tight.</w:t>
       </w:r>
     </w:p>
     <w:p>
@@ -343,7 +343,7 @@
         <w:rPr>
           <w:sz w:val="21"/>
         </w:rPr>
-        <w:t>&gt; Titration scheduling is handled by nursing staff, which the practice finds workable.</w:t>
+        <w:t>&gt; Most of the discussion was about the patient portal, which is still being sorted out.</w:t>
       </w:r>
     </w:p>
     <w:p>
@@ -351,15 +351,7 @@
         <w:rPr>
           <w:sz w:val="21"/>
         </w:rPr>
-        <w:t>&gt; Asked about my travel schedule, since visits keep landing on the busiest clinic days.</w:t>
-      </w:r>
-    </w:p>
-    <w:p>
-      <w:r>
-        <w:rPr>
-          <w:sz w:val="21"/>
-        </w:rPr>
-        <w:t>&gt; Mostly small talk about the program and the venue.</w:t>
+        <w:t>&gt; Mentioned a guideline update discussed at journal club but did not raise any specific finding.</w:t>
       </w:r>
     </w:p>
     <w:p>
@@ -368,6 +360,14 @@
           <w:sz w:val="21"/>
         </w:rPr>
         <w:t>&gt; Noted interaction concerns in the elderly panel, which is most of this practice.</w:t>
+      </w:r>
+    </w:p>
+    <w:p>
+      <w:r>
+        <w:rPr>
+          <w:sz w:val="21"/>
+        </w:rPr>
+        <w:t>&gt; Described a preference for slower titration in general, unrelated to any particular patient.</w:t>
       </w:r>
     </w:p>
     <w:p>
@@ -391,7 +391,7 @@
         <w:rPr>
           <w:sz w:val="21"/>
         </w:rPr>
-        <w:t>&gt; A twenty-minute meeting by the scheduling desk, first one this quarter.</w:t>
+        <w:t>&gt; Stopped by over a quick coffee for a full conversation.</w:t>
       </w:r>
     </w:p>
     <w:p>
@@ -399,7 +399,7 @@
         <w:rPr>
           <w:sz w:val="21"/>
         </w:rPr>
-        <w:t>&gt; Described how newly referred patients is triaged now compared with before.</w:t>
+        <w:t>&gt; Onboarding the epilepsy fellow is the current preoccupation here.</w:t>
       </w:r>
     </w:p>
     <w:p>
@@ -408,14 +408,6 @@
           <w:sz w:val="21"/>
         </w:rPr>
         <w:t>&gt; Said the clearest limitation right now is the mismatch between the focal-only indication and the generalized cases filling this clinic.</w:t>
-      </w:r>
-    </w:p>
-    <w:p>
-      <w:r>
-        <w:rPr>
-          <w:sz w:val="21"/>
-        </w:rPr>
-        <w:t>&gt; Spent some time on the older half of the panel and how workup decisions get sequenced.</w:t>
       </w:r>
     </w:p>
     <w:p>
@@ -439,7 +431,15 @@
         <w:rPr>
           <w:sz w:val="21"/>
         </w:rPr>
-        <w:t>&gt; The composition of long-standing patients has shifted over the last year or two.</w:t>
+        <w:t>&gt; A twenty-minute meeting in the conference room, first one this quarter.</w:t>
+      </w:r>
+    </w:p>
+    <w:p>
+      <w:r>
+        <w:rPr>
+          <w:sz w:val="21"/>
+        </w:rPr>
+        <w:t>&gt; The practice lost a front-desk coordinator and has not backfilled, so the referral queue is slowly recovering.</w:t>
       </w:r>
     </w:p>
     <w:p>
@@ -455,7 +455,7 @@
         <w:rPr>
           <w:sz w:val="21"/>
         </w:rPr>
-        <w:t>&gt; Left it at that, with the next visit to be scheduled.</w:t>
+        <w:t>&gt; Noted that formulary questions has improved somewhat and that this is not specific to any one product.</w:t>
       </w:r>
     </w:p>
     <w:p>
@@ -479,7 +479,7 @@
         <w:rPr>
           <w:sz w:val="21"/>
         </w:rPr>
-        <w:t>&gt; Asked whether I had seen a case series someone forwarded; I had not, and offered nothing in return.</w:t>
+        <w:t>&gt; Caught a full window in the reading room between patients.</w:t>
       </w:r>
     </w:p>
     <w:p>
@@ -487,7 +487,7 @@
         <w:rPr>
           <w:sz w:val="21"/>
         </w:rPr>
-        <w:t>&gt; Monitoring intervals during titration are set by clinic routine here rather than by protocol.</w:t>
+        <w:t>&gt; Agreed to reconnect at the next visit; nothing actionable this visit.</w:t>
       </w:r>
     </w:p>
     <w:p>
@@ -495,15 +495,7 @@
         <w:rPr>
           <w:sz w:val="21"/>
         </w:rPr>
-        <w:t>&gt; The travel schedule this year came up, and little else.</w:t>
-      </w:r>
-    </w:p>
-    <w:p>
-      <w:r>
-        <w:rPr>
-          <w:sz w:val="21"/>
-        </w:rPr>
-        <w:t>&gt; Most of the discussion was about the referral intake process, which is still being sorted out.</w:t>
+        <w:t>&gt; Mostly small talk about the program and the venue.</w:t>
       </w:r>
     </w:p>
     <w:p>
@@ -512,6 +504,14 @@
           <w:sz w:val="21"/>
         </w:rPr>
         <w:t>&gt; Raised the burden of slow titration for older patients and their caregivers.</w:t>
+      </w:r>
+    </w:p>
+    <w:p>
+      <w:r>
+        <w:rPr>
+          <w:sz w:val="21"/>
+        </w:rPr>
+        <w:t>&gt; Most of the discussion was about the prior-authorization workflow, which has not settled.</w:t>
       </w:r>
     </w:p>
     <w:p>
@@ -535,7 +535,15 @@
         <w:rPr>
           <w:sz w:val="21"/>
         </w:rPr>
-        <w:t>&gt; A short visit in the back office; the schedule was tight.</w:t>
+        <w:t>&gt; A brief meeting over a quick coffee, first one this quarter.</w:t>
+      </w:r>
+    </w:p>
+    <w:p>
+      <w:r>
+        <w:rPr>
+          <w:sz w:val="21"/>
+        </w:rPr>
+        <w:t>&gt; The composition of long-standing patients has shifted over the last year or two.</w:t>
       </w:r>
     </w:p>
     <w:p>
@@ -544,30 +552,6 @@
           <w:sz w:val="21"/>
         </w:rPr>
         <w:t>&gt; Brought up several patients whose seizures are generalized rather than focal, and therefore out of scope.</w:t>
-      </w:r>
-    </w:p>
-    <w:p>
-      <w:r>
-        <w:rPr>
-          <w:sz w:val="21"/>
-        </w:rPr>
-        <w:t>&gt; The scheduling system is still being sorted out, and that took up the first part of the conversation.</w:t>
-      </w:r>
-    </w:p>
-    <w:p>
-      <w:r>
-        <w:rPr>
-          <w:sz w:val="21"/>
-        </w:rPr>
-        <w:t>&gt; The practice lost the clinic pharmacist and has not backfilled, so the new-patient backlog looks better than last year.</w:t>
-      </w:r>
-    </w:p>
-    <w:p>
-      <w:r>
-        <w:rPr>
-          <w:sz w:val="21"/>
-        </w:rPr>
-        <w:t>&gt; Mostly small talk about the program and the venue.</w:t>
       </w:r>
     </w:p>
     <w:p>
@@ -591,7 +575,7 @@
         <w:rPr>
           <w:sz w:val="21"/>
         </w:rPr>
-        <w:t>&gt; Asked whether I had seen a session summary from a colleague; I had not, and offered nothing in return.</w:t>
+        <w:t>&gt; Left it at that, with the following quarter to be scheduled.</w:t>
       </w:r>
     </w:p>
     <w:p>
@@ -599,7 +583,7 @@
         <w:rPr>
           <w:sz w:val="21"/>
         </w:rPr>
-        <w:t>&gt; Spent most of the conversation on the wait-until-18 pattern, called an uncomfortable way to practice.</w:t>
+        <w:t>&gt; Titration scheduling is handled by nursing staff, which the practice finds workable.</w:t>
       </w:r>
     </w:p>
     <w:p>
@@ -615,15 +599,7 @@
         <w:rPr>
           <w:sz w:val="21"/>
         </w:rPr>
-        <w:t>&gt; Formulary questions has improved somewhat, which came up as a general frustration.</w:t>
-      </w:r>
-    </w:p>
-    <w:p>
-      <w:r>
-        <w:rPr>
-          <w:sz w:val="21"/>
-        </w:rPr>
-        <w:t>&gt; The practice lost the epilepsy fellow and has not backfilled, so the new-patient backlog keeps slipping.</w:t>
+        <w:t>&gt; Spent most of the conversation on the wait-until-18 pattern, called an uncomfortable way to practice.</w:t>
       </w:r>
     </w:p>
     <w:p>
@@ -647,7 +623,23 @@
         <w:rPr>
           <w:sz w:val="21"/>
         </w:rPr>
-        <w:t>&gt; Stopped by at the end of the clinic list for a clipped conversation.</w:t>
+        <w:t>&gt; Caught a rushed window in the corridor between patients.</w:t>
+      </w:r>
+    </w:p>
+    <w:p>
+      <w:r>
+        <w:rPr>
+          <w:sz w:val="21"/>
+        </w:rPr>
+        <w:t>&gt; Referenced a case series someone forwarded in passing.</w:t>
+      </w:r>
+    </w:p>
+    <w:p>
+      <w:r>
+        <w:rPr>
+          <w:sz w:val="21"/>
+        </w:rPr>
+        <w:t>&gt; Closed by asking for confirmation of whether any adolescent safety data is available yet.</w:t>
       </w:r>
     </w:p>
     <w:p>
@@ -656,38 +648,6 @@
           <w:sz w:val="21"/>
         </w:rPr>
         <w:t>&gt; Spent most of the conversation on the adolescents with drug-resistant focal seizures who simply wait until 18 before cenobamate is an option.</w:t>
-      </w:r>
-    </w:p>
-    <w:p>
-      <w:r>
-        <w:rPr>
-          <w:sz w:val="21"/>
-        </w:rPr>
-        <w:t>&gt; Left it at that, with the following quarter to be scheduled.</w:t>
-      </w:r>
-    </w:p>
-    <w:p>
-      <w:r>
-        <w:rPr>
-          <w:sz w:val="21"/>
-        </w:rPr>
-        <w:t>&gt; Most of the discussion was about the referral intake process, which went live without much warning.</w:t>
-      </w:r>
-    </w:p>
-    <w:p>
-      <w:r>
-        <w:rPr>
-          <w:sz w:val="21"/>
-        </w:rPr>
-        <w:t>&gt; Titration habits came up in general terms; no specifics were discussed and none were offered.</w:t>
-      </w:r>
-    </w:p>
-    <w:p>
-      <w:r>
-        <w:rPr>
-          <w:sz w:val="21"/>
-        </w:rPr>
-        <w:t>&gt; Closed by asking for confirmation of whether any adolescent safety data is available yet.</w:t>
       </w:r>
     </w:p>
     <w:p>
@@ -711,7 +671,7 @@
         <w:rPr>
           <w:sz w:val="21"/>
         </w:rPr>
-        <w:t>&gt; Described how the surgical workup list is triaged now compared with before.</w:t>
+        <w:t>&gt; The practice lost the clinic pharmacist and has not backfilled, so clinic throughput is slowly recovering.</w:t>
       </w:r>
     </w:p>
     <w:p>
@@ -727,7 +687,23 @@
         <w:rPr>
           <w:sz w:val="21"/>
         </w:rPr>
-        <w:t>&gt; The new charting templates went live without much warning, and that took up the first part of the conversation.</w:t>
+        <w:t>&gt; Agreed to reconnect at the following quarter; nothing actionable this visit.</w:t>
+      </w:r>
+    </w:p>
+    <w:p>
+      <w:r>
+        <w:rPr>
+          <w:sz w:val="21"/>
+        </w:rPr>
+        <w:t>&gt; Coverage paperwork varies by payer, which came up as a general frustration.</w:t>
+      </w:r>
+    </w:p>
+    <w:p>
+      <w:r>
+        <w:rPr>
+          <w:sz w:val="21"/>
+        </w:rPr>
+        <w:t>&gt; Titration scheduling is handled by nursing staff, which the practice finds workable.</w:t>
       </w:r>
     </w:p>
     <w:p>
@@ -751,7 +727,15 @@
         <w:rPr>
           <w:sz w:val="21"/>
         </w:rPr>
-        <w:t>&gt; A brief visit outside the EEG suite; the schedule was tight.</w:t>
+        <w:t>&gt; A short visit in teh corridor; the schedule was tight.</w:t>
+      </w:r>
+    </w:p>
+    <w:p>
+      <w:r>
+        <w:rPr>
+          <w:sz w:val="21"/>
+        </w:rPr>
+        <w:t>&gt; Onboarding a front-desk coordinator is teh current preoccupation here.</w:t>
       </w:r>
     </w:p>
     <w:p>
@@ -760,30 +744,6 @@
           <w:sz w:val="21"/>
         </w:rPr>
         <w:t>&gt; Wanted to register the frustration of having a well-tolerated option that the generalized population cannot access.</w:t>
-      </w:r>
-    </w:p>
-    <w:p>
-      <w:r>
-        <w:rPr>
-          <w:sz w:val="21"/>
-        </w:rPr>
-        <w:t>&gt; Compared notes on which sessions were worth the time.</w:t>
-      </w:r>
-    </w:p>
-    <w:p>
-      <w:r>
-        <w:rPr>
-          <w:sz w:val="21"/>
-        </w:rPr>
-        <w:t>&gt; Asked about my travel schedule, since visits keep landing on the busiest clinic days.</w:t>
-      </w:r>
-    </w:p>
-    <w:p>
-      <w:r>
-        <w:rPr>
-          <w:sz w:val="21"/>
-        </w:rPr>
-        <w:t>&gt; Asked whether I had seen a case series someone forwarded; I had not, and offered nothing in return.</w:t>
       </w:r>
     </w:p>
     <w:p>
